--- a/annual_reviews/faculty_annual_review_form-tenure_track-sewell-2026.docx
+++ b/annual_reviews/faculty_annual_review_form-tenure_track-sewell-2026.docx
@@ -721,19 +721,7 @@
         <w:rPr>
           <w:rFonts w:ascii="Roboto" w:eastAsia="Times New Roman" w:hAnsi="Roboto" w:cstheme="minorHAnsi"/>
         </w:rPr>
-        <w:t xml:space="preserve">I have </w:t>
-      </w:r>
-      <w:r>
-        <w:rPr>
-          <w:rFonts w:ascii="Roboto" w:eastAsia="Times New Roman" w:hAnsi="Roboto" w:cstheme="minorHAnsi"/>
-        </w:rPr>
-        <w:t>supervised</w:t>
-      </w:r>
-      <w:r>
-        <w:rPr>
-          <w:rFonts w:ascii="Roboto" w:eastAsia="Times New Roman" w:hAnsi="Roboto" w:cstheme="minorHAnsi"/>
-        </w:rPr>
-        <w:t xml:space="preserve"> four PhD students, one of which graduated in the Fall 2025 semester.</w:t>
+        <w:t>I have supervised four PhD students, one of which graduated in the Fall 2025 semester.</w:t>
       </w:r>
     </w:p>
     <w:p>
@@ -1076,21 +1064,7 @@
           <w:rFonts w:ascii="Roboto" w:eastAsia="Times New Roman" w:hAnsi="Roboto" w:cstheme="minorHAnsi"/>
           <w:color w:val="8EAADB" w:themeColor="accent5" w:themeTint="99"/>
         </w:rPr>
-        <w:t>“</w:t>
-      </w:r>
-      <w:r>
-        <w:rPr>
-          <w:rFonts w:ascii="Roboto" w:eastAsia="Times New Roman" w:hAnsi="Roboto" w:cstheme="minorHAnsi"/>
-          <w:color w:val="8EAADB" w:themeColor="accent5" w:themeTint="99"/>
-        </w:rPr>
-        <w:t>I enjoyed the project portion. I learned a lot from being challenged to teach myself a technique to the level I could then teach others.</w:t>
-      </w:r>
-      <w:r>
-        <w:rPr>
-          <w:rFonts w:ascii="Roboto" w:eastAsia="Times New Roman" w:hAnsi="Roboto" w:cstheme="minorHAnsi"/>
-          <w:color w:val="8EAADB" w:themeColor="accent5" w:themeTint="99"/>
-        </w:rPr>
-        <w:t>”</w:t>
+        <w:t>“I enjoyed the project portion. I learned a lot from being challenged to teach myself a technique to the level I could then teach others.”</w:t>
       </w:r>
     </w:p>
     <w:p>
@@ -1314,13 +1288,7 @@
         <w:rPr>
           <w:rFonts w:ascii="Roboto" w:eastAsia="Times New Roman" w:hAnsi="Roboto" w:cstheme="minorHAnsi"/>
         </w:rPr>
-        <w:t>In addition, I try to incorporate suggestions from the student evaluations which I feel would be helpful for future students.  For example, students in BIOS:5720 during Spring 2025 suggested I give a topics list for the midterm exam as well as go over the self-guided lab after it was completed by the</w:t>
-      </w:r>
-      <w:r>
-        <w:rPr>
-          <w:rFonts w:ascii="Roboto" w:eastAsia="Times New Roman" w:hAnsi="Roboto" w:cstheme="minorHAnsi"/>
-        </w:rPr>
-        <w:t xml:space="preserve"> students; I have incorporated both of these changes in the current semester in which I am also teaching BIOS:5720.</w:t>
+        <w:t>In addition, I try to incorporate suggestions from the student evaluations which I feel would be helpful for future students.  For example, students in BIOS:5720 during Spring 2025 suggested I give a topics list for the midterm exam as well as go over the self-guided lab after it was completed by the students; I have incorporated both of these changes in the current semester in which I am also teaching BIOS:5720.</w:t>
       </w:r>
     </w:p>
     <w:p>
@@ -1386,7 +1354,6 @@
         </w:rPr>
         <w:t xml:space="preserve"> developing the </w:t>
       </w:r>
-      <w:proofErr w:type="spellStart"/>
       <w:r>
         <w:rPr>
           <w:rFonts w:ascii="Roboto" w:eastAsia="Times New Roman" w:hAnsi="Roboto" w:cstheme="minorHAnsi"/>
@@ -1395,7 +1362,6 @@
         </w:rPr>
         <w:t>bayesics</w:t>
       </w:r>
-      <w:proofErr w:type="spellEnd"/>
       <w:r>
         <w:rPr>
           <w:rFonts w:ascii="Roboto" w:eastAsia="Times New Roman" w:hAnsi="Roboto" w:cstheme="minorHAnsi"/>
@@ -1875,45 +1841,21 @@
               <w:rPr>
                 <w:rFonts w:ascii="Roboto" w:eastAsia="Times New Roman" w:hAnsi="Roboto" w:cstheme="minorHAnsi"/>
               </w:rPr>
-              <w:t>BIOS 7</w:t>
-            </w:r>
-            <w:r>
+              <w:t>BIOS 7500</w:t>
+            </w:r>
+          </w:p>
+          <w:p>
+            <w:pPr>
+              <w:spacing w:after="0" w:line="240" w:lineRule="auto"/>
               <w:rPr>
                 <w:rFonts w:ascii="Roboto" w:eastAsia="Times New Roman" w:hAnsi="Roboto" w:cstheme="minorHAnsi"/>
               </w:rPr>
-              <w:t>5</w:t>
-            </w:r>
+            </w:pPr>
             <w:r>
               <w:rPr>
                 <w:rFonts w:ascii="Roboto" w:eastAsia="Times New Roman" w:hAnsi="Roboto" w:cstheme="minorHAnsi"/>
               </w:rPr>
-              <w:t>00</w:t>
-            </w:r>
-          </w:p>
-          <w:p>
-            <w:pPr>
-              <w:spacing w:after="0" w:line="240" w:lineRule="auto"/>
-              <w:rPr>
-                <w:rFonts w:ascii="Roboto" w:eastAsia="Times New Roman" w:hAnsi="Roboto" w:cstheme="minorHAnsi"/>
-              </w:rPr>
-            </w:pPr>
-            <w:r>
-              <w:rPr>
-                <w:rFonts w:ascii="Roboto" w:eastAsia="Times New Roman" w:hAnsi="Roboto" w:cstheme="minorHAnsi"/>
-              </w:rPr>
-              <w:t>BIOS:7</w:t>
-            </w:r>
-            <w:r>
-              <w:rPr>
-                <w:rFonts w:ascii="Roboto" w:eastAsia="Times New Roman" w:hAnsi="Roboto" w:cstheme="minorHAnsi"/>
-              </w:rPr>
-              <w:t>6</w:t>
-            </w:r>
-            <w:r>
-              <w:rPr>
-                <w:rFonts w:ascii="Roboto" w:eastAsia="Times New Roman" w:hAnsi="Roboto" w:cstheme="minorHAnsi"/>
-              </w:rPr>
-              <w:t>00</w:t>
+              <w:t>BIOS:7600</w:t>
             </w:r>
           </w:p>
         </w:tc>
@@ -2464,13 +2406,13 @@
     <w:tbl>
       <w:tblPr>
         <w:tblStyle w:val="TableGrid"/>
-        <w:tblW w:w="0" w:type="auto"/>
+        <w:tblW w:w="10306" w:type="dxa"/>
         <w:tblLook w:val="04A0" w:firstRow="1" w:lastRow="0" w:firstColumn="1" w:lastColumn="0" w:noHBand="0" w:noVBand="1"/>
       </w:tblPr>
       <w:tblGrid>
         <w:gridCol w:w="2099"/>
         <w:gridCol w:w="1496"/>
-        <w:gridCol w:w="3992"/>
+        <w:gridCol w:w="4228"/>
         <w:gridCol w:w="2483"/>
       </w:tblGrid>
       <w:tr>
@@ -2497,6 +2439,7 @@
         <w:tc>
           <w:tcPr>
             <w:tcW w:w="1496" w:type="dxa"/>
+            <w:vAlign w:val="center"/>
           </w:tcPr>
           <w:p>
             <w:pPr>
@@ -2516,7 +2459,7 @@
         </w:tc>
         <w:tc>
           <w:tcPr>
-            <w:tcW w:w="3992" w:type="dxa"/>
+            <w:tcW w:w="4228" w:type="dxa"/>
           </w:tcPr>
           <w:p>
             <w:pPr>
@@ -2582,6 +2525,7 @@
         <w:tc>
           <w:tcPr>
             <w:tcW w:w="1496" w:type="dxa"/>
+            <w:vAlign w:val="center"/>
           </w:tcPr>
           <w:p>
             <w:pPr>
@@ -2601,7 +2545,7 @@
         </w:tc>
         <w:tc>
           <w:tcPr>
-            <w:tcW w:w="3992" w:type="dxa"/>
+            <w:tcW w:w="4228" w:type="dxa"/>
           </w:tcPr>
           <w:p>
             <w:pPr>
@@ -2653,6 +2597,7 @@
         <w:tc>
           <w:tcPr>
             <w:tcW w:w="1496" w:type="dxa"/>
+            <w:vAlign w:val="center"/>
           </w:tcPr>
           <w:p>
             <w:pPr>
@@ -2672,7 +2617,7 @@
         </w:tc>
         <w:tc>
           <w:tcPr>
-            <w:tcW w:w="3992" w:type="dxa"/>
+            <w:tcW w:w="4228" w:type="dxa"/>
           </w:tcPr>
           <w:p>
             <w:pPr>
@@ -2745,6 +2690,7 @@
         <w:tc>
           <w:tcPr>
             <w:tcW w:w="1496" w:type="dxa"/>
+            <w:vAlign w:val="center"/>
           </w:tcPr>
           <w:p>
             <w:pPr>
@@ -2764,7 +2710,7 @@
         </w:tc>
         <w:tc>
           <w:tcPr>
-            <w:tcW w:w="3992" w:type="dxa"/>
+            <w:tcW w:w="4228" w:type="dxa"/>
           </w:tcPr>
           <w:p>
             <w:pPr>
@@ -2830,6 +2776,7 @@
         <w:tc>
           <w:tcPr>
             <w:tcW w:w="1496" w:type="dxa"/>
+            <w:vAlign w:val="center"/>
           </w:tcPr>
           <w:p>
             <w:pPr>
@@ -2849,7 +2796,7 @@
         </w:tc>
         <w:tc>
           <w:tcPr>
-            <w:tcW w:w="3992" w:type="dxa"/>
+            <w:tcW w:w="4228" w:type="dxa"/>
           </w:tcPr>
           <w:p>
             <w:pPr>
@@ -2929,6 +2876,7 @@
         <w:tc>
           <w:tcPr>
             <w:tcW w:w="1496" w:type="dxa"/>
+            <w:vAlign w:val="center"/>
           </w:tcPr>
           <w:p>
             <w:pPr>
@@ -2948,7 +2896,7 @@
         </w:tc>
         <w:tc>
           <w:tcPr>
-            <w:tcW w:w="3992" w:type="dxa"/>
+            <w:tcW w:w="4228" w:type="dxa"/>
           </w:tcPr>
           <w:p>
             <w:pPr>
@@ -3000,6 +2948,7 @@
         <w:tc>
           <w:tcPr>
             <w:tcW w:w="1496" w:type="dxa"/>
+            <w:vAlign w:val="center"/>
           </w:tcPr>
           <w:p>
             <w:pPr>
@@ -3019,7 +2968,7 @@
         </w:tc>
         <w:tc>
           <w:tcPr>
-            <w:tcW w:w="3992" w:type="dxa"/>
+            <w:tcW w:w="4228" w:type="dxa"/>
           </w:tcPr>
           <w:p>
             <w:pPr>
@@ -3071,19 +3020,27 @@
         <w:tc>
           <w:tcPr>
             <w:tcW w:w="1496" w:type="dxa"/>
-          </w:tcPr>
-          <w:p>
-            <w:pPr>
-              <w:rPr>
-                <w:rFonts w:ascii="Roboto" w:hAnsi="Roboto"/>
-                <w:bCs/>
-              </w:rPr>
-            </w:pPr>
-          </w:p>
-        </w:tc>
-        <w:tc>
-          <w:tcPr>
-            <w:tcW w:w="3992" w:type="dxa"/>
+            <w:vAlign w:val="center"/>
+          </w:tcPr>
+          <w:p>
+            <w:pPr>
+              <w:rPr>
+                <w:rFonts w:ascii="Roboto" w:hAnsi="Roboto"/>
+                <w:bCs/>
+              </w:rPr>
+            </w:pPr>
+            <w:r>
+              <w:rPr>
+                <w:rFonts w:ascii="Roboto" w:hAnsi="Roboto"/>
+                <w:bCs/>
+              </w:rPr>
+              <w:t>Journal article</w:t>
+            </w:r>
+          </w:p>
+        </w:tc>
+        <w:tc>
+          <w:tcPr>
+            <w:tcW w:w="4228" w:type="dxa"/>
           </w:tcPr>
           <w:p>
             <w:r>
@@ -3272,7 +3229,14 @@
                 <w:rFonts w:ascii="Roboto" w:hAnsi="Roboto"/>
                 <w:bCs/>
               </w:rPr>
-              <w:t xml:space="preserve">Submitted to </w:t>
+              <w:t>Invited revision</w:t>
+            </w:r>
+            <w:r>
+              <w:rPr>
+                <w:rFonts w:ascii="Roboto" w:hAnsi="Roboto"/>
+                <w:bCs/>
+              </w:rPr>
+              <w:t xml:space="preserve"> to </w:t>
             </w:r>
             <w:r>
               <w:rPr>
@@ -3304,6 +3268,7 @@
         <w:tc>
           <w:tcPr>
             <w:tcW w:w="1496" w:type="dxa"/>
+            <w:vAlign w:val="center"/>
           </w:tcPr>
           <w:p>
             <w:pPr>
@@ -3323,7 +3288,7 @@
         </w:tc>
         <w:tc>
           <w:tcPr>
-            <w:tcW w:w="3992" w:type="dxa"/>
+            <w:tcW w:w="4228" w:type="dxa"/>
           </w:tcPr>
           <w:p>
             <w:pPr>
@@ -3382,6 +3347,7 @@
         <w:tc>
           <w:tcPr>
             <w:tcW w:w="1496" w:type="dxa"/>
+            <w:vAlign w:val="center"/>
           </w:tcPr>
           <w:p>
             <w:pPr>
@@ -3401,7 +3367,7 @@
         </w:tc>
         <w:tc>
           <w:tcPr>
-            <w:tcW w:w="3992" w:type="dxa"/>
+            <w:tcW w:w="4228" w:type="dxa"/>
           </w:tcPr>
           <w:p>
             <w:pPr>
@@ -3467,6 +3433,7 @@
         <w:tc>
           <w:tcPr>
             <w:tcW w:w="1496" w:type="dxa"/>
+            <w:vAlign w:val="center"/>
           </w:tcPr>
           <w:p>
             <w:pPr>
@@ -3486,7 +3453,7 @@
         </w:tc>
         <w:tc>
           <w:tcPr>
-            <w:tcW w:w="3992" w:type="dxa"/>
+            <w:tcW w:w="4228" w:type="dxa"/>
           </w:tcPr>
           <w:p>
             <w:pPr>
@@ -3538,6 +3505,7 @@
         <w:tc>
           <w:tcPr>
             <w:tcW w:w="1496" w:type="dxa"/>
+            <w:vAlign w:val="center"/>
           </w:tcPr>
           <w:p>
             <w:pPr>
@@ -3557,7 +3525,7 @@
         </w:tc>
         <w:tc>
           <w:tcPr>
-            <w:tcW w:w="3992" w:type="dxa"/>
+            <w:tcW w:w="4228" w:type="dxa"/>
           </w:tcPr>
           <w:p>
             <w:pPr>
@@ -3609,6 +3577,7 @@
         <w:tc>
           <w:tcPr>
             <w:tcW w:w="1496" w:type="dxa"/>
+            <w:vAlign w:val="center"/>
           </w:tcPr>
           <w:p>
             <w:pPr>
@@ -3628,7 +3597,7 @@
         </w:tc>
         <w:tc>
           <w:tcPr>
-            <w:tcW w:w="3992" w:type="dxa"/>
+            <w:tcW w:w="4228" w:type="dxa"/>
           </w:tcPr>
           <w:p>
             <w:pPr>
@@ -3649,23 +3618,7 @@
                 <w:rFonts w:ascii="Roboto" w:hAnsi="Roboto"/>
                 <w:bCs/>
               </w:rPr>
-              <w:t xml:space="preserve">Assessing the validity and reliability of </w:t>
-            </w:r>
-            <w:proofErr w:type="spellStart"/>
-            <w:r>
-              <w:rPr>
-                <w:rFonts w:ascii="Roboto" w:hAnsi="Roboto"/>
-                <w:bCs/>
-              </w:rPr>
-              <w:t>geotracking</w:t>
-            </w:r>
-            <w:proofErr w:type="spellEnd"/>
-            <w:r>
-              <w:rPr>
-                <w:rFonts w:ascii="Roboto" w:hAnsi="Roboto"/>
-                <w:bCs/>
-              </w:rPr>
-              <w:t xml:space="preserve"> devices in urban settings of Nairobi, Kenya</w:t>
+              <w:t>Assessing the validity and reliability of geotracking devices in urban settings of Nairobi, Kenya</w:t>
             </w:r>
           </w:p>
         </w:tc>
@@ -3685,7 +3638,14 @@
                 <w:rFonts w:ascii="Roboto" w:hAnsi="Roboto"/>
                 <w:bCs/>
               </w:rPr>
-              <w:t>Invited minor revision at Spatial and Spatiotemporal Epidemiology</w:t>
+              <w:t xml:space="preserve">Accepted </w:t>
+            </w:r>
+            <w:r>
+              <w:rPr>
+                <w:rFonts w:ascii="Roboto" w:hAnsi="Roboto"/>
+                <w:bCs/>
+              </w:rPr>
+              <w:t>at Spatial and Spatiotemporal Epidemiology</w:t>
             </w:r>
           </w:p>
         </w:tc>
@@ -3717,6 +3677,7 @@
         <w:tc>
           <w:tcPr>
             <w:tcW w:w="1496" w:type="dxa"/>
+            <w:vAlign w:val="center"/>
           </w:tcPr>
           <w:p>
             <w:pPr>
@@ -3736,7 +3697,7 @@
         </w:tc>
         <w:tc>
           <w:tcPr>
-            <w:tcW w:w="3992" w:type="dxa"/>
+            <w:tcW w:w="4228" w:type="dxa"/>
           </w:tcPr>
           <w:p>
             <w:pPr>
@@ -3795,6 +3756,7 @@
         <w:tc>
           <w:tcPr>
             <w:tcW w:w="1496" w:type="dxa"/>
+            <w:vAlign w:val="center"/>
           </w:tcPr>
           <w:p>
             <w:pPr>
@@ -3814,7 +3776,7 @@
         </w:tc>
         <w:tc>
           <w:tcPr>
-            <w:tcW w:w="3992" w:type="dxa"/>
+            <w:tcW w:w="4228" w:type="dxa"/>
           </w:tcPr>
           <w:p>
             <w:pPr>
@@ -3866,6 +3828,7 @@
         <w:tc>
           <w:tcPr>
             <w:tcW w:w="1496" w:type="dxa"/>
+            <w:vAlign w:val="center"/>
           </w:tcPr>
           <w:p>
             <w:pPr>
@@ -3885,37 +3848,21 @@
         </w:tc>
         <w:tc>
           <w:tcPr>
-            <w:tcW w:w="3992" w:type="dxa"/>
-          </w:tcPr>
-          <w:p>
-            <w:pPr>
-              <w:rPr>
-                <w:rFonts w:ascii="Roboto" w:hAnsi="Roboto"/>
-                <w:bCs/>
-              </w:rPr>
-            </w:pPr>
-            <w:r>
-              <w:rPr>
-                <w:rFonts w:ascii="Roboto" w:hAnsi="Roboto"/>
-                <w:bCs/>
-              </w:rPr>
-              <w:t xml:space="preserve">Sewell and Arakkal. </w:t>
-            </w:r>
-            <w:proofErr w:type="spellStart"/>
-            <w:r>
-              <w:rPr>
-                <w:rFonts w:ascii="Roboto" w:hAnsi="Roboto"/>
-                <w:bCs/>
-              </w:rPr>
-              <w:t>bayesics</w:t>
-            </w:r>
-            <w:proofErr w:type="spellEnd"/>
-            <w:r>
-              <w:rPr>
-                <w:rFonts w:ascii="Roboto" w:hAnsi="Roboto"/>
-                <w:bCs/>
-              </w:rPr>
-              <w:t>: Core statistical methods via Bayesian inference in R.</w:t>
+            <w:tcW w:w="4228" w:type="dxa"/>
+          </w:tcPr>
+          <w:p>
+            <w:pPr>
+              <w:rPr>
+                <w:rFonts w:ascii="Roboto" w:hAnsi="Roboto"/>
+                <w:bCs/>
+              </w:rPr>
+            </w:pPr>
+            <w:r>
+              <w:rPr>
+                <w:rFonts w:ascii="Roboto" w:hAnsi="Roboto"/>
+                <w:bCs/>
+              </w:rPr>
+              <w:t>Sewell and Arakkal. bayesics: Core statistical methods via Bayesian inference in R.</w:t>
             </w:r>
           </w:p>
         </w:tc>
@@ -3960,6 +3907,7 @@
         <w:tc>
           <w:tcPr>
             <w:tcW w:w="1496" w:type="dxa"/>
+            <w:vAlign w:val="center"/>
           </w:tcPr>
           <w:p>
             <w:pPr>
@@ -3979,7 +3927,7 @@
         </w:tc>
         <w:tc>
           <w:tcPr>
-            <w:tcW w:w="3992" w:type="dxa"/>
+            <w:tcW w:w="4228" w:type="dxa"/>
           </w:tcPr>
           <w:p>
             <w:pPr>
@@ -4015,6 +3963,13 @@
                 <w:bCs/>
               </w:rPr>
             </w:pPr>
+            <w:r>
+              <w:rPr>
+                <w:rFonts w:ascii="Roboto" w:hAnsi="Roboto"/>
+                <w:bCs/>
+              </w:rPr>
+              <w:t>Accepted as Long Paper at the 2026 ISLS Annual Meeting</w:t>
+            </w:r>
           </w:p>
         </w:tc>
       </w:tr>
@@ -4045,6 +4000,7 @@
         <w:tc>
           <w:tcPr>
             <w:tcW w:w="1496" w:type="dxa"/>
+            <w:vAlign w:val="center"/>
           </w:tcPr>
           <w:p>
             <w:pPr>
@@ -4064,16 +4020,15 @@
         </w:tc>
         <w:tc>
           <w:tcPr>
-            <w:tcW w:w="3992" w:type="dxa"/>
-          </w:tcPr>
-          <w:p>
-            <w:pPr>
-              <w:rPr>
-                <w:rFonts w:ascii="Roboto" w:hAnsi="Roboto"/>
-                <w:bCs/>
-              </w:rPr>
-            </w:pPr>
-            <w:proofErr w:type="spellStart"/>
+            <w:tcW w:w="4228" w:type="dxa"/>
+          </w:tcPr>
+          <w:p>
+            <w:pPr>
+              <w:rPr>
+                <w:rFonts w:ascii="Roboto" w:hAnsi="Roboto"/>
+                <w:bCs/>
+              </w:rPr>
+            </w:pPr>
             <w:r>
               <w:rPr>
                 <w:rFonts w:ascii="Roboto" w:hAnsi="Roboto"/>
@@ -4081,7 +4036,6 @@
               </w:rPr>
               <w:t>bayesics</w:t>
             </w:r>
-            <w:proofErr w:type="spellEnd"/>
           </w:p>
         </w:tc>
         <w:tc>
@@ -4107,23 +4061,7 @@
                 <w:rFonts w:ascii="Roboto" w:hAnsi="Roboto"/>
                 <w:bCs/>
               </w:rPr>
-              <w:t xml:space="preserve">Perform fundamental analyses using Bayesian parametric and non-parametric inference (regression, </w:t>
-            </w:r>
-            <w:proofErr w:type="spellStart"/>
-            <w:r>
-              <w:rPr>
-                <w:rFonts w:ascii="Roboto" w:hAnsi="Roboto"/>
-                <w:bCs/>
-              </w:rPr>
-              <w:t>anova</w:t>
-            </w:r>
-            <w:proofErr w:type="spellEnd"/>
-            <w:r>
-              <w:rPr>
-                <w:rFonts w:ascii="Roboto" w:hAnsi="Roboto"/>
-                <w:bCs/>
-              </w:rPr>
-              <w:t xml:space="preserve">, 1 and 2 sample inference, non-parametric tests, etc.). (Practically) no Markov chain Monte Carlo (MCMC) is used; all exact finite sample inference is completed via closed form solutions or else through posterior sampling automated to ensure precision in interval estimate bounds. Diagnostic plots for model assessment, and key inferential quantities (point and interval estimates, probability of direction, region of practical equivalence, and Bayes factors) and model visualizations are provided. </w:t>
+              <w:t xml:space="preserve">Perform fundamental analyses using Bayesian parametric and non-parametric inference (regression, anova, 1 and 2 sample inference, non-parametric tests, etc.). (Practically) no Markov chain Monte Carlo (MCMC) is used; all exact finite sample inference is completed via closed form solutions or else through posterior sampling automated to ensure precision in interval estimate bounds. Diagnostic plots for model assessment, and key inferential quantities (point and interval estimates, probability of direction, region of practical equivalence, and Bayes factors) and model visualizations are provided. </w:t>
             </w:r>
           </w:p>
         </w:tc>
@@ -4146,6 +4084,7 @@
         <w:tc>
           <w:tcPr>
             <w:tcW w:w="1496" w:type="dxa"/>
+            <w:vAlign w:val="center"/>
           </w:tcPr>
           <w:p>
             <w:pPr>
@@ -4165,7 +4104,7 @@
         </w:tc>
         <w:tc>
           <w:tcPr>
-            <w:tcW w:w="3992" w:type="dxa"/>
+            <w:tcW w:w="4228" w:type="dxa"/>
           </w:tcPr>
           <w:p>
             <w:pPr>
@@ -4266,14 +4205,7 @@
         <w:rPr>
           <w:rFonts w:ascii="Roboto" w:eastAsia="Times New Roman" w:hAnsi="Roboto" w:cstheme="minorHAnsi"/>
         </w:rPr>
-        <w:t xml:space="preserve">As can be seen from the list of research products,  my research falls under the following primary thematic areas: Networks, Bayesian methodology, Infectious disease research, and Clustering.  Often there are overlaps between these areas.   Broadly, my research goals are to continue to progress these </w:t>
-      </w:r>
-      <w:r>
-        <w:rPr>
-          <w:rFonts w:ascii="Roboto" w:eastAsia="Times New Roman" w:hAnsi="Roboto" w:cstheme="minorHAnsi"/>
-        </w:rPr>
-        <w:lastRenderedPageBreak/>
-        <w:t>areas of study.  Specifically, I hope to publish the following manuscripts, which vary in stage of progress:</w:t>
+        <w:t>As can be seen from the list of research products,  my research falls under the following primary thematic areas: Networks, Bayesian methodology, Infectious disease research, and Clustering.  Often there are overlaps between these areas.   Broadly, my research goals are to continue to progress these areas of study.  Specifically, I hope to publish the following manuscripts, which vary in stage of progress:</w:t>
       </w:r>
     </w:p>
     <w:p>
@@ -4311,6 +4243,7 @@
         <w:rPr>
           <w:rFonts w:ascii="Roboto" w:eastAsia="Times New Roman" w:hAnsi="Roboto" w:cstheme="minorHAnsi"/>
         </w:rPr>
+        <w:lastRenderedPageBreak/>
         <w:t>Naturally emerging communication structures from latent ties in cancer care multi-team systems</w:t>
       </w:r>
     </w:p>
@@ -4425,19 +4358,7 @@
         <w:rPr>
           <w:rFonts w:ascii="Roboto" w:eastAsia="Times New Roman" w:hAnsi="Roboto" w:cstheme="minorHAnsi"/>
         </w:rPr>
-        <w:t>A w</w:t>
-      </w:r>
-      <w:r>
-        <w:rPr>
-          <w:rFonts w:ascii="Roboto" w:eastAsia="Times New Roman" w:hAnsi="Roboto" w:cstheme="minorHAnsi"/>
-        </w:rPr>
-        <w:t xml:space="preserve">ealth index </w:t>
-      </w:r>
-      <w:r>
-        <w:rPr>
-          <w:rFonts w:ascii="Roboto" w:eastAsia="Times New Roman" w:hAnsi="Roboto" w:cstheme="minorHAnsi"/>
-        </w:rPr>
-        <w:t>score for urban settings in Kenya</w:t>
+        <w:t>PharmText BP: A pharmacist intervention for monitoring and treating hypertension using bidirectional texting</w:t>
       </w:r>
     </w:p>
     <w:p>
@@ -4456,7 +4377,7 @@
         <w:rPr>
           <w:rFonts w:ascii="Roboto" w:eastAsia="Times New Roman" w:hAnsi="Roboto" w:cstheme="minorHAnsi"/>
         </w:rPr>
-        <w:t>Powering enteric disease models through characterization of infant behaviors and caregiver mitigation practices in low – and middle – income Kenyan neighborhoods</w:t>
+        <w:t>A comparative assessment of enteric disease transmission pathways in urban settings in Kenya</w:t>
       </w:r>
     </w:p>
     <w:p>
@@ -4475,6 +4396,56 @@
         <w:rPr>
           <w:rFonts w:ascii="Roboto" w:eastAsia="Times New Roman" w:hAnsi="Roboto" w:cstheme="minorHAnsi"/>
         </w:rPr>
+        <w:t>A w</w:t>
+      </w:r>
+      <w:r>
+        <w:rPr>
+          <w:rFonts w:ascii="Roboto" w:eastAsia="Times New Roman" w:hAnsi="Roboto" w:cstheme="minorHAnsi"/>
+        </w:rPr>
+        <w:t xml:space="preserve">ealth index </w:t>
+      </w:r>
+      <w:r>
+        <w:rPr>
+          <w:rFonts w:ascii="Roboto" w:eastAsia="Times New Roman" w:hAnsi="Roboto" w:cstheme="minorHAnsi"/>
+        </w:rPr>
+        <w:t>score for urban settings in Kenya</w:t>
+      </w:r>
+    </w:p>
+    <w:p>
+      <w:pPr>
+        <w:pStyle w:val="ListParagraph"/>
+        <w:numPr>
+          <w:ilvl w:val="0"/>
+          <w:numId w:val="29"/>
+        </w:numPr>
+        <w:spacing w:after="0" w:line="240" w:lineRule="auto"/>
+        <w:rPr>
+          <w:rFonts w:ascii="Roboto" w:eastAsia="Times New Roman" w:hAnsi="Roboto" w:cstheme="minorHAnsi"/>
+        </w:rPr>
+      </w:pPr>
+      <w:r>
+        <w:rPr>
+          <w:rFonts w:ascii="Roboto" w:eastAsia="Times New Roman" w:hAnsi="Roboto" w:cstheme="minorHAnsi"/>
+        </w:rPr>
+        <w:t>Powering enteric disease models through characterization of infant behaviors and caregiver mitigation practices in low – and middle – income Kenyan neighborhoods</w:t>
+      </w:r>
+    </w:p>
+    <w:p>
+      <w:pPr>
+        <w:pStyle w:val="ListParagraph"/>
+        <w:numPr>
+          <w:ilvl w:val="0"/>
+          <w:numId w:val="29"/>
+        </w:numPr>
+        <w:spacing w:after="0" w:line="240" w:lineRule="auto"/>
+        <w:rPr>
+          <w:rFonts w:ascii="Roboto" w:eastAsia="Times New Roman" w:hAnsi="Roboto" w:cstheme="minorHAnsi"/>
+        </w:rPr>
+      </w:pPr>
+      <w:r>
+        <w:rPr>
+          <w:rFonts w:ascii="Roboto" w:eastAsia="Times New Roman" w:hAnsi="Roboto" w:cstheme="minorHAnsi"/>
+        </w:rPr>
         <w:t>Prevalence, incidence, and infection curve dynamics for 19 types of enteric pathogens during a fourteen-day cohort study of low- and middle-income infants in Kenya</w:t>
       </w:r>
     </w:p>
@@ -4528,13 +4499,7 @@
         <w:rPr>
           <w:rFonts w:ascii="Roboto" w:eastAsia="Times New Roman" w:hAnsi="Roboto" w:cstheme="minorHAnsi"/>
         </w:rPr>
-        <w:t xml:space="preserve">the </w:t>
-      </w:r>
-      <w:r>
-        <w:rPr>
-          <w:rFonts w:ascii="Roboto" w:eastAsia="Times New Roman" w:hAnsi="Roboto" w:cstheme="minorHAnsi"/>
-        </w:rPr>
-        <w:t>2026 ASA Midwest Regional Conference in Statistics and Data Science — Bridging Academia, Industry, and Society Through Statistics</w:t>
+        <w:t>the 2026 ASA Midwest Regional Conference in Statistics and Data Science — Bridging Academia, Industry, and Society Through Statistics</w:t>
       </w:r>
       <w:r>
         <w:rPr>
@@ -5265,13 +5230,8 @@
           </w:tcPr>
           <w:p>
             <w:r>
-              <w:t xml:space="preserve">Sewell: UCLA </w:t>
-            </w:r>
-            <w:proofErr w:type="spellStart"/>
-            <w:r>
-              <w:t>Alz</w:t>
-            </w:r>
-            <w:proofErr w:type="spellEnd"/>
+              <w:t>Sewell: UCLA Alz</w:t>
+            </w:r>
           </w:p>
         </w:tc>
         <w:tc>
@@ -5552,19 +5512,7 @@
         <w:rPr>
           <w:rFonts w:ascii="Roboto" w:eastAsia="Times New Roman" w:hAnsi="Roboto" w:cstheme="minorHAnsi"/>
         </w:rPr>
-        <w:t xml:space="preserve">Unfortunately, 2025 saw several key funding sources for my research be dismantled by reductions in government spending. I plan to increase the number of grant applications related to those non-targeted research areas (e.g., EHR communication networks), as well as continue to pursue funding opportunities offered by </w:t>
-      </w:r>
-      <w:r>
-        <w:rPr>
-          <w:rFonts w:ascii="Roboto" w:eastAsia="Times New Roman" w:hAnsi="Roboto" w:cstheme="minorHAnsi"/>
-        </w:rPr>
-        <w:t>private non-profit organization</w:t>
-      </w:r>
-      <w:r>
-        <w:rPr>
-          <w:rFonts w:ascii="Roboto" w:eastAsia="Times New Roman" w:hAnsi="Roboto" w:cstheme="minorHAnsi"/>
-        </w:rPr>
-        <w:t>s.</w:t>
+        <w:t>Unfortunately, 2025 saw several key funding sources for my research be dismantled by reductions in government spending. I plan to increase the number of grant applications related to those non-targeted research areas (e.g., EHR communication networks), as well as continue to pursue funding opportunities offered by private non-profit organizations.</w:t>
       </w:r>
     </w:p>
     <w:p>
@@ -11521,6 +11469,7 @@
   <w:style w:type="character" w:default="1" w:styleId="DefaultParagraphFont">
     <w:name w:val="Default Paragraph Font"/>
     <w:uiPriority w:val="1"/>
+    <w:semiHidden/>
     <w:unhideWhenUsed/>
   </w:style>
   <w:style w:type="table" w:default="1" w:styleId="TableNormal">
